--- a/tillsyn/A 47866-2025 tillsynsbegäran.docx
+++ b/tillsyn/A 47866-2025 tillsynsbegäran.docx
@@ -1852,7 +1852,7 @@
     <w:r>
       <w:tab/>
       <w:tab/>
-      <w:t>2026-09-14</w:t>
+      <w:t>2026-09-15</w:t>
       <w:br/>
       <w:br/>
     </w:r>

--- a/tillsyn/A 47866-2025 tillsynsbegäran.docx
+++ b/tillsyn/A 47866-2025 tillsynsbegäran.docx
@@ -1852,7 +1852,7 @@
     <w:r>
       <w:tab/>
       <w:tab/>
-      <w:t>2026-09-15</w:t>
+      <w:t>2026-09-16</w:t>
       <w:br/>
       <w:br/>
     </w:r>

--- a/tillsyn/A 47866-2025 tillsynsbegäran.docx
+++ b/tillsyn/A 47866-2025 tillsynsbegäran.docx
@@ -1852,7 +1852,7 @@
     <w:r>
       <w:tab/>
       <w:tab/>
-      <w:t>2026-09-16</w:t>
+      <w:t>2026-09-17</w:t>
       <w:br/>
       <w:br/>
     </w:r>

--- a/tillsyn/A 47866-2025 tillsynsbegäran.docx
+++ b/tillsyn/A 47866-2025 tillsynsbegäran.docx
@@ -1852,7 +1852,7 @@
     <w:r>
       <w:tab/>
       <w:tab/>
-      <w:t>2026-09-17</w:t>
+      <w:t>2026-09-18</w:t>
       <w:br/>
       <w:br/>
     </w:r>

--- a/tillsyn/A 47866-2025 tillsynsbegäran.docx
+++ b/tillsyn/A 47866-2025 tillsynsbegäran.docx
@@ -1852,7 +1852,7 @@
     <w:r>
       <w:tab/>
       <w:tab/>
-      <w:t>2026-09-18</w:t>
+      <w:t>2026-09-19</w:t>
       <w:br/>
       <w:br/>
     </w:r>

--- a/tillsyn/A 47866-2025 tillsynsbegäran.docx
+++ b/tillsyn/A 47866-2025 tillsynsbegäran.docx
@@ -1852,7 +1852,7 @@
     <w:r>
       <w:tab/>
       <w:tab/>
-      <w:t>2026-09-19</w:t>
+      <w:t>2026-09-21</w:t>
       <w:br/>
       <w:br/>
     </w:r>

--- a/tillsyn/A 47866-2025 tillsynsbegäran.docx
+++ b/tillsyn/A 47866-2025 tillsynsbegäran.docx
@@ -1852,7 +1852,7 @@
     <w:r>
       <w:tab/>
       <w:tab/>
-      <w:t>2026-09-21</w:t>
+      <w:t>2026-09-23</w:t>
       <w:br/>
       <w:br/>
     </w:r>

--- a/tillsyn/A 47866-2025 tillsynsbegäran.docx
+++ b/tillsyn/A 47866-2025 tillsynsbegäran.docx
@@ -1852,7 +1852,7 @@
     <w:r>
       <w:tab/>
       <w:tab/>
-      <w:t>2026-09-23</w:t>
+      <w:t>2026-09-24</w:t>
       <w:br/>
       <w:br/>
     </w:r>

--- a/tillsyn/A 47866-2025 tillsynsbegäran.docx
+++ b/tillsyn/A 47866-2025 tillsynsbegäran.docx
@@ -1852,7 +1852,7 @@
     <w:r>
       <w:tab/>
       <w:tab/>
-      <w:t>2026-09-24</w:t>
+      <w:t>2026-09-25</w:t>
       <w:br/>
       <w:br/>
     </w:r>

--- a/tillsyn/A 47866-2025 tillsynsbegäran.docx
+++ b/tillsyn/A 47866-2025 tillsynsbegäran.docx
@@ -1852,7 +1852,7 @@
     <w:r>
       <w:tab/>
       <w:tab/>
-      <w:t>2026-09-25</w:t>
+      <w:t>2026-09-26</w:t>
       <w:br/>
       <w:br/>
     </w:r>

--- a/tillsyn/A 47866-2025 tillsynsbegäran.docx
+++ b/tillsyn/A 47866-2025 tillsynsbegäran.docx
@@ -1852,7 +1852,7 @@
     <w:r>
       <w:tab/>
       <w:tab/>
-      <w:t>2026-09-26</w:t>
+      <w:t>2026-09-27</w:t>
       <w:br/>
       <w:br/>
     </w:r>

--- a/tillsyn/A 47866-2025 tillsynsbegäran.docx
+++ b/tillsyn/A 47866-2025 tillsynsbegäran.docx
@@ -1852,7 +1852,7 @@
     <w:r>
       <w:tab/>
       <w:tab/>
-      <w:t>2026-09-27</w:t>
+      <w:t>2026-09-28</w:t>
       <w:br/>
       <w:br/>
     </w:r>

--- a/tillsyn/A 47866-2025 tillsynsbegäran.docx
+++ b/tillsyn/A 47866-2025 tillsynsbegäran.docx
@@ -1852,7 +1852,7 @@
     <w:r>
       <w:tab/>
       <w:tab/>
-      <w:t>2026-09-28</w:t>
+      <w:t>2026-09-29</w:t>
       <w:br/>
       <w:br/>
     </w:r>

--- a/tillsyn/A 47866-2025 tillsynsbegäran.docx
+++ b/tillsyn/A 47866-2025 tillsynsbegäran.docx
@@ -1852,7 +1852,7 @@
     <w:r>
       <w:tab/>
       <w:tab/>
-      <w:t>2026-09-29</w:t>
+      <w:t>2026-09-30</w:t>
       <w:br/>
       <w:br/>
     </w:r>

--- a/tillsyn/A 47866-2025 tillsynsbegäran.docx
+++ b/tillsyn/A 47866-2025 tillsynsbegäran.docx
@@ -1852,7 +1852,7 @@
     <w:r>
       <w:tab/>
       <w:tab/>
-      <w:t>2026-09-30</w:t>
+      <w:t>2026-10-01</w:t>
       <w:br/>
       <w:br/>
     </w:r>

--- a/tillsyn/A 47866-2025 tillsynsbegäran.docx
+++ b/tillsyn/A 47866-2025 tillsynsbegäran.docx
@@ -1852,7 +1852,7 @@
     <w:r>
       <w:tab/>
       <w:tab/>
-      <w:t>2026-10-01</w:t>
+      <w:t>2026-10-02</w:t>
       <w:br/>
       <w:br/>
     </w:r>

--- a/tillsyn/A 47866-2025 tillsynsbegäran.docx
+++ b/tillsyn/A 47866-2025 tillsynsbegäran.docx
@@ -1852,7 +1852,7 @@
     <w:r>
       <w:tab/>
       <w:tab/>
-      <w:t>2026-10-02</w:t>
+      <w:t>2026-10-03</w:t>
       <w:br/>
       <w:br/>
     </w:r>

--- a/tillsyn/A 47866-2025 tillsynsbegäran.docx
+++ b/tillsyn/A 47866-2025 tillsynsbegäran.docx
@@ -1852,7 +1852,7 @@
     <w:r>
       <w:tab/>
       <w:tab/>
-      <w:t>2026-10-03</w:t>
+      <w:t>2026-10-04</w:t>
       <w:br/>
       <w:br/>
     </w:r>

--- a/tillsyn/A 47866-2025 tillsynsbegäran.docx
+++ b/tillsyn/A 47866-2025 tillsynsbegäran.docx
@@ -1852,7 +1852,7 @@
     <w:r>
       <w:tab/>
       <w:tab/>
-      <w:t>2026-10-04</w:t>
+      <w:t>2026-10-05</w:t>
       <w:br/>
       <w:br/>
     </w:r>

--- a/tillsyn/A 47866-2025 tillsynsbegäran.docx
+++ b/tillsyn/A 47866-2025 tillsynsbegäran.docx
@@ -1852,7 +1852,7 @@
     <w:r>
       <w:tab/>
       <w:tab/>
-      <w:t>2026-10-05</w:t>
+      <w:t>2026-10-06</w:t>
       <w:br/>
       <w:br/>
     </w:r>

--- a/tillsyn/A 47866-2025 tillsynsbegäran.docx
+++ b/tillsyn/A 47866-2025 tillsynsbegäran.docx
@@ -1852,7 +1852,7 @@
     <w:r>
       <w:tab/>
       <w:tab/>
-      <w:t>2026-10-06</w:t>
+      <w:t>2026-10-07</w:t>
       <w:br/>
       <w:br/>
     </w:r>

--- a/tillsyn/A 47866-2025 tillsynsbegäran.docx
+++ b/tillsyn/A 47866-2025 tillsynsbegäran.docx
@@ -1852,7 +1852,7 @@
     <w:r>
       <w:tab/>
       <w:tab/>
-      <w:t>2026-10-07</w:t>
+      <w:t>2026-10-08</w:t>
       <w:br/>
       <w:br/>
     </w:r>

--- a/tillsyn/A 47866-2025 tillsynsbegäran.docx
+++ b/tillsyn/A 47866-2025 tillsynsbegäran.docx
@@ -1852,7 +1852,7 @@
     <w:r>
       <w:tab/>
       <w:tab/>
-      <w:t>2026-10-08</w:t>
+      <w:t>2026-10-09</w:t>
       <w:br/>
       <w:br/>
     </w:r>

--- a/tillsyn/A 47866-2025 tillsynsbegäran.docx
+++ b/tillsyn/A 47866-2025 tillsynsbegäran.docx
@@ -1852,7 +1852,7 @@
     <w:r>
       <w:tab/>
       <w:tab/>
-      <w:t>2026-10-09</w:t>
+      <w:t>2026-10-10</w:t>
       <w:br/>
       <w:br/>
     </w:r>

--- a/tillsyn/A 47866-2025 tillsynsbegäran.docx
+++ b/tillsyn/A 47866-2025 tillsynsbegäran.docx
@@ -1852,7 +1852,7 @@
     <w:r>
       <w:tab/>
       <w:tab/>
-      <w:t>2026-10-10</w:t>
+      <w:t>2026-10-11</w:t>
       <w:br/>
       <w:br/>
     </w:r>

--- a/tillsyn/A 47866-2025 tillsynsbegäran.docx
+++ b/tillsyn/A 47866-2025 tillsynsbegäran.docx
@@ -1852,7 +1852,7 @@
     <w:r>
       <w:tab/>
       <w:tab/>
-      <w:t>2026-10-11</w:t>
+      <w:t>2026-10-12</w:t>
       <w:br/>
       <w:br/>
     </w:r>

--- a/tillsyn/A 47866-2025 tillsynsbegäran.docx
+++ b/tillsyn/A 47866-2025 tillsynsbegäran.docx
@@ -1852,7 +1852,7 @@
     <w:r>
       <w:tab/>
       <w:tab/>
-      <w:t>2026-10-12</w:t>
+      <w:t>2026-10-13</w:t>
       <w:br/>
       <w:br/>
     </w:r>

--- a/tillsyn/A 47866-2025 tillsynsbegäran.docx
+++ b/tillsyn/A 47866-2025 tillsynsbegäran.docx
@@ -1852,7 +1852,7 @@
     <w:r>
       <w:tab/>
       <w:tab/>
-      <w:t>2026-10-13</w:t>
+      <w:t>2026-10-14</w:t>
       <w:br/>
       <w:br/>
     </w:r>

--- a/tillsyn/A 47866-2025 tillsynsbegäran.docx
+++ b/tillsyn/A 47866-2025 tillsynsbegäran.docx
@@ -60,12 +60,12 @@
         <w:spacing w:after="240"/>
       </w:pPr>
       <w:r>
-        <w:t>Figur 1. Fyndplatser för naturvårdsarter i och inom 12 meter från avverkningsanmälan. Markörer utan svart kant är placerade på fyndplatsen. Markörer med svart kant är placerade vid sidan av fyndplatsen och har ett svart streck som visar fyndplatsens exakta position. Kartans mittpunktskoordinat är N 6748342, E 457900 i SWEREF 99 TM.</w:t>
+        <w:t>Figur 1. Fyndplatser för naturvårdsarter i och inom 17 meter från avverkningsanmälan. Markörer utan svart kant är placerade på fyndplatsen. Markörer med svart kant är placerade vid sidan av fyndplatsen och har ett svart streck som visar fyndplatsens exakta position. Kartans mittpunktskoordinat är N 6748342, E 457900 i SWEREF 99 TM.</w:t>
       </w:r>
     </w:p>
     <w:p>
       <w:r>
-        <w:t>I och inom 12 meter från avverkningsanmälan finns fynd av 23 naturvårdsarter, varav 14 är rödlistade, 7 är fridlysta, 17 är typiska (T) och 6 är signalarter (S): fläckporing (VU, T), garnlav (VU, T), gräddporing (VU, T), knärot (VU, T, §8), dvärgbägarlav (NT, T), hornvaxskinn (NT), kolflarnlav (NT, T), kortskaftad ärgspik (NT), nordtagging (NT), talltagel (NT, T), talltita (NT, §4), ullticka (NT, T), varglav (NT, §8), vedskivlav (NT, T), barkticka (S, T), bronshjon (S, T), korallblylav (S, T), mindre märgborre (S, T), plattlummer (S, T, §9), vedticka (S, T), spillkråka (T, §4), tjäder (T, §4) och revlummer (§9). Se Figur 1.</w:t>
+        <w:t>I och inom 17 meter från avverkningsanmälan finns fynd av 23 naturvårdsarter, varav 14 är rödlistade, 7 är fridlysta, 17 är typiska (T) och 6 är signalarter (S): fläckporing (VU, T), garnlav (VU, T), gräddporing (VU, T), knärot (VU, T, §8), dvärgbägarlav (NT, T), hornvaxskinn (NT), kolflarnlav (NT, T), kortskaftad ärgspik (NT), nordtagging (NT), talltagel (NT, T), talltita (NT, §4), ullticka (NT, T), varglav (NT, §8), vedskivlav (NT, T), barkticka (S, T), bronshjon (S, T), korallblylav (S, T), mindre märgborre (S, T), plattlummer (S, T, §9), vedticka (S, T), spillkråka (T, §4), tjäder (T, §4) och revlummer (§9). Se Figur 1.</w:t>
       </w:r>
     </w:p>
     <w:p>
@@ -1852,7 +1852,7 @@
     <w:r>
       <w:tab/>
       <w:tab/>
-      <w:t>2026-10-14</w:t>
+      <w:t>2026-10-15</w:t>
       <w:br/>
       <w:br/>
     </w:r>

--- a/tillsyn/A 47866-2025 tillsynsbegäran.docx
+++ b/tillsyn/A 47866-2025 tillsynsbegäran.docx
@@ -1852,7 +1852,7 @@
     <w:r>
       <w:tab/>
       <w:tab/>
-      <w:t>2026-10-15</w:t>
+      <w:t>2026-10-16</w:t>
       <w:br/>
       <w:br/>
     </w:r>

--- a/tillsyn/A 47866-2025 tillsynsbegäran.docx
+++ b/tillsyn/A 47866-2025 tillsynsbegäran.docx
@@ -1852,7 +1852,7 @@
     <w:r>
       <w:tab/>
       <w:tab/>
-      <w:t>2026-10-16</w:t>
+      <w:t>2026-10-17</w:t>
       <w:br/>
       <w:br/>
     </w:r>

--- a/tillsyn/A 47866-2025 tillsynsbegäran.docx
+++ b/tillsyn/A 47866-2025 tillsynsbegäran.docx
@@ -1852,7 +1852,7 @@
     <w:r>
       <w:tab/>
       <w:tab/>
-      <w:t>2026-10-17</w:t>
+      <w:t>2026-10-18</w:t>
       <w:br/>
       <w:br/>
     </w:r>

--- a/tillsyn/A 47866-2025 tillsynsbegäran.docx
+++ b/tillsyn/A 47866-2025 tillsynsbegäran.docx
@@ -1852,7 +1852,7 @@
     <w:r>
       <w:tab/>
       <w:tab/>
-      <w:t>2026-10-18</w:t>
+      <w:t>2026-10-19</w:t>
       <w:br/>
       <w:br/>
     </w:r>

--- a/tillsyn/A 47866-2025 tillsynsbegäran.docx
+++ b/tillsyn/A 47866-2025 tillsynsbegäran.docx
@@ -1852,7 +1852,7 @@
     <w:r>
       <w:tab/>
       <w:tab/>
-      <w:t>2026-10-19</w:t>
+      <w:t>2026-10-20</w:t>
       <w:br/>
       <w:br/>
     </w:r>

--- a/tillsyn/A 47866-2025 tillsynsbegäran.docx
+++ b/tillsyn/A 47866-2025 tillsynsbegäran.docx
@@ -1852,7 +1852,7 @@
     <w:r>
       <w:tab/>
       <w:tab/>
-      <w:t>2026-10-20</w:t>
+      <w:t>2026-10-21</w:t>
       <w:br/>
       <w:br/>
     </w:r>

--- a/tillsyn/A 47866-2025 tillsynsbegäran.docx
+++ b/tillsyn/A 47866-2025 tillsynsbegäran.docx
@@ -1852,7 +1852,7 @@
     <w:r>
       <w:tab/>
       <w:tab/>
-      <w:t>2026-10-21</w:t>
+      <w:t>2026-10-22</w:t>
       <w:br/>
       <w:br/>
     </w:r>

--- a/tillsyn/A 47866-2025 tillsynsbegäran.docx
+++ b/tillsyn/A 47866-2025 tillsynsbegäran.docx
@@ -1852,7 +1852,7 @@
     <w:r>
       <w:tab/>
       <w:tab/>
-      <w:t>2026-10-22</w:t>
+      <w:t>2026-10-23</w:t>
       <w:br/>
       <w:br/>
     </w:r>

--- a/tillsyn/A 47866-2025 tillsynsbegäran.docx
+++ b/tillsyn/A 47866-2025 tillsynsbegäran.docx
@@ -1852,7 +1852,7 @@
     <w:r>
       <w:tab/>
       <w:tab/>
-      <w:t>2026-10-23</w:t>
+      <w:t>2026-10-24</w:t>
       <w:br/>
       <w:br/>
     </w:r>

--- a/tillsyn/A 47866-2025 tillsynsbegäran.docx
+++ b/tillsyn/A 47866-2025 tillsynsbegäran.docx
@@ -1852,7 +1852,7 @@
     <w:r>
       <w:tab/>
       <w:tab/>
-      <w:t>2026-10-24</w:t>
+      <w:t>2026-10-25</w:t>
       <w:br/>
       <w:br/>
     </w:r>

--- a/tillsyn/A 47866-2025 tillsynsbegäran.docx
+++ b/tillsyn/A 47866-2025 tillsynsbegäran.docx
@@ -1852,7 +1852,7 @@
     <w:r>
       <w:tab/>
       <w:tab/>
-      <w:t>2026-10-25</w:t>
+      <w:t>2026-10-26</w:t>
       <w:br/>
       <w:br/>
     </w:r>

--- a/tillsyn/A 47866-2025 tillsynsbegäran.docx
+++ b/tillsyn/A 47866-2025 tillsynsbegäran.docx
@@ -1852,7 +1852,7 @@
     <w:r>
       <w:tab/>
       <w:tab/>
-      <w:t>2026-10-26</w:t>
+      <w:t>2026-10-27</w:t>
       <w:br/>
       <w:br/>
     </w:r>

--- a/tillsyn/A 47866-2025 tillsynsbegäran.docx
+++ b/tillsyn/A 47866-2025 tillsynsbegäran.docx
@@ -1852,7 +1852,7 @@
     <w:r>
       <w:tab/>
       <w:tab/>
-      <w:t>2026-10-27</w:t>
+      <w:t>2026-10-28</w:t>
       <w:br/>
       <w:br/>
     </w:r>

--- a/tillsyn/A 47866-2025 tillsynsbegäran.docx
+++ b/tillsyn/A 47866-2025 tillsynsbegäran.docx
@@ -1852,7 +1852,7 @@
     <w:r>
       <w:tab/>
       <w:tab/>
-      <w:t>2026-10-28</w:t>
+      <w:t>2026-10-29</w:t>
       <w:br/>
       <w:br/>
     </w:r>

--- a/tillsyn/A 47866-2025 tillsynsbegäran.docx
+++ b/tillsyn/A 47866-2025 tillsynsbegäran.docx
@@ -1852,7 +1852,7 @@
     <w:r>
       <w:tab/>
       <w:tab/>
-      <w:t>2026-10-29</w:t>
+      <w:t>2026-10-31</w:t>
       <w:br/>
       <w:br/>
     </w:r>
